--- a/downloads/互動三_113AC1018_組員B.docx
+++ b/downloads/互動三_113AC1018_組員B.docx
@@ -15,7 +15,7 @@
           <w:i w:val="0"/>
           <w:sz w:val="32"/>
         </w:rPr>
-        <w:t>創業第一性原理：從本質拆解、TA精準定位到創新提案實戰</w:t>
+        <w:t>創業品牌行銷實務：從地鐵小提琴實驗、12品牌原型到「以終為始」價值主張推導</w:t>
       </w:r>
     </w:p>
     <w:p>
@@ -47,7 +47,7 @@
           <w:i w:val="0"/>
           <w:sz w:val="28"/>
         </w:rPr>
-        <w:t>1. 第一性原理的工程本質：突破經驗類比與原物料極限解構</w:t>
+        <w:t>1. 工程研發之價值反思：紐約地鐵小提琴實驗的系統啟示</w:t>
       </w:r>
     </w:p>
     <w:p>
@@ -63,7 +63,7 @@
           <w:i w:val="0"/>
           <w:sz w:val="24"/>
         </w:rPr>
-        <w:t>課堂引用亞里斯多德哲學公理：任何系統中都存在一個基本命題，它不能違背或刪除。第一性原理的工程核心，在於徹底剝離經驗主義既有假設與類比思維，回歸物理定律與底層公理進行推理。特斯拉電池研發即為最佳實例：面對代工廠高昂報價，Musk 將電池拆解至碳、鎳、鋁等基礎原料，發現原料成本僅佔代工報價的 2%。緊扣電池「容量」與「安全」這兩個不可違背之物理本質，特斯拉透過自研組裝架構，從源頭徹底打破成本瓶頸。</w:t>
+        <w:t>課堂剖析了工程師極易陷入的「盲目提升硬體指標」思維誤區。紐約地鐵小提琴實驗提供了深刻借鏡：手握價值三百萬美元極品樂器的頂級大師，在卡內基音樂廳千金難求，然而移至地鐵站通道演奏十餘分鐘卻僅收得三十多美元零錢。這項經典實驗揭示了硬體工程真理：技術參數再頂尖，若缺乏合適的應用舞台、系統整合與行銷脈絡包裹，其客觀工程價值便無法被真實感知。</w:t>
       </w:r>
     </w:p>
     <w:p>
@@ -79,7 +79,7 @@
           <w:i w:val="0"/>
           <w:sz w:val="28"/>
         </w:rPr>
-        <w:t>2. 系統研發盲點檢討：ODM 代工規格陷阱與設計思考主觀偏誤</w:t>
+        <w:t>2. 需求規格之來源審查：合格 TA 三要素與品牌外溢機制</w:t>
       </w:r>
     </w:p>
     <w:p>
@@ -95,7 +95,7 @@
           <w:i w:val="0"/>
           <w:sz w:val="24"/>
         </w:rPr>
-        <w:t>課堂深入檢視了工程研發常見的兩大盲區：一是「ODM 代工型」，盲從經銷商不合理指令（如研發抗 60 公里風速之腳踏車麥克風，脫離真實騎乘情境）；二是「揣摩型研發」，盲目堆砌過剩規格（做 10 個功能有 6 個用戶不需要，增加故障率）。老師亦剖析設計思考在商戰之盲區：翻背包同理心觀察效率低且缺乏樣本代表性；未先定義具體 TA 易推導出偏誤偽需求；賈伯斯與福特曾指出消費者說不出未來的真正需求；缺乏競品真空對比易陷入紅海消耗。</w:t>
+        <w:t>工程規格之定錨必須源於具體 TA，嚴拒無邊界的虛幻大眾。合格 TA 必須同時通過三大硬性檢驗：具備出資採購能力之「購買權力」；具備安裝與現場使用權限之「部署權力（Deploy）」；以及規模與毛利兼備之「有價值群體」。TA的專業背景決定了系統人機語言，學生偏愛諧音梗，商務工程重技術透明；極致定位能激發外溢效應，如非專業運動員亦會被Nike精神打動而採購。</w:t>
       </w:r>
     </w:p>
     <w:p>
@@ -111,7 +111,7 @@
           <w:i w:val="0"/>
           <w:sz w:val="28"/>
         </w:rPr>
-        <w:t>3. 第一性原理四步驟工程實務：選擇、分析、比較到系統創意</w:t>
+        <w:t>3. 系統擬人化映射：12 品牌原型與單一原型定位原則</w:t>
       </w:r>
     </w:p>
     <w:p>
@@ -127,7 +127,7 @@
           <w:i w:val="0"/>
           <w:sz w:val="24"/>
         </w:rPr>
-        <w:t>實作推進遵循「選擇 → 分析 → 比較 → 創意」嚴謹四步驟：步驟 1 選擇（精確定義 TA → 事 → 物），嚴禁使用抽象模糊詞彙，極致具象化鎖定目標群體（如外送員或露營者）；步驟 2 分析（列出不可違背之 Must-haves），提煉該場景不可妥協之本質需求；步驟 3 比較（建立競品矩陣尋找真空），橫向對比鎖定市場供給空白；步驟 4 創意與變革，藉由增減規格（模組剪枝）、更換材質、副產品賦能及商模服務化達成顛覆，如課堂演練之充氣睡袋與保溫杯。</w:t>
+        <w:t>品牌本質是使用者對系統穩定可靠度之一致印象，擬人化是建立人機默契之最佳手法，且全系統只能貫徹一種核心原型。課堂詳解12原型：英雄（突破極限）、創造者（複雜工具反增使用者心理門檻）、凡夫俗子（平易近人零負擔）、魔術師（如Dyson，將高度複雜的電路機構在背後隱形化，呈現神奇體驗）、智者（精準理性）、探險家、天真者、情人與革命者等原型定位。</w:t>
       </w:r>
     </w:p>
     <w:p>
@@ -143,7 +143,7 @@
           <w:i w:val="0"/>
           <w:sz w:val="28"/>
         </w:rPr>
-        <w:t>4. TA 規格起點與合格 TA 三要素審核原則</w:t>
+        <w:t>4. 訊號通訊與抗干擾思維：突破雜訊命名三大準則</w:t>
       </w:r>
     </w:p>
     <w:p>
@@ -159,7 +159,7 @@
           <w:i w:val="0"/>
           <w:sz w:val="24"/>
         </w:rPr>
-        <w:t>目標客群（TA）是所有工程規格與零組件選型的唯一源頭。以腳踏車為例，休閒風格、物流載重、公共 UBike 高週轉與賽事超輕量化，導出完全平行的規格策略。合格 TA 必須兼具三大要素：具備直接付費之「購買權利」、握有設備現場安裝與使用之「部署權利（Deploy）」，以及自帶社群信任的「影響力族群」。並可參照猶太商道智慧：專做女人的生意（主導消費）、有錢人的生意（重視價值）與嘴巴的生意（高頻日常剛需）。</w:t>
+        <w:t>在現代資訊傳輸高度碎片化與高雜訊的環境中，命名策略猶如通訊協定，須落實三大抗干擾準則：其一為「容易識別」，代碼或名稱必須極短且具備直覺語意，拒絕冗長難記的外文詞彙（如「老屋放心專家」以直白命名突破億元市場）；其二為「容易連接」，利用專屬感官信號建立認知通道；其三為「減少雜訊」，徹底剃除不必要的機構圖標以保障訊號信噪比。</w:t>
       </w:r>
     </w:p>
     <w:p>
@@ -175,7 +175,7 @@
           <w:i w:val="0"/>
           <w:sz w:val="28"/>
         </w:rPr>
-        <w:t>5. 期末提案之硬性規範與標竿案例分析（AI 是 Must）</w:t>
+        <w:t>5. 人機介面視覺降噪、色彩公理與字型轉換率提升 35%</w:t>
       </w:r>
     </w:p>
     <w:p>
@@ -191,7 +191,39 @@
           <w:i w:val="0"/>
           <w:sz w:val="24"/>
         </w:rPr>
-        <w:t>授課教師姚長安老師強調，期末小組提案必須結合「AI 應用元素」，且軟硬體通訊架構必須能在現實中實現，杜絕空想概念。課堂優秀案例充分示範了落地解法：如第 5 組針對租屋族曬衣發霉痛點，運用 AI 感測環境濕度（&gt;65% 啟動、&lt;30% 關閉）並預測乾衣時間，開發微型智慧乾衣夾；寵物健康組則利用家用基地台防走失，並結合貓砂尿路 pH 感測晶片進行 AI 異常預警，精準實踐「痛點 Must-haves ＋ 邊緣 AI 模組」之原型架構。</w:t>
+        <w:t>人機互動介面首重視覺降噪，剔除多餘圖案雜訊以降低操控出錯率。色彩學上建議以純白作為底層降噪畫布，搭配單一高對比識別主色引導操作。實驗證明適配之字型可驅動轉換率提升高達 35%，關鍵在於工程師必須給出扎實的「說明理由」。開發團隊應善用 100font 等資源庫，為專業場景選用兼顧高辨識度與傳達效率之工業級字型資產。</w:t>
+      </w:r>
+    </w:p>
+    <w:p>
+      <w:pPr>
+        <w:keepNext/>
+        <w:spacing w:line="360" w:lineRule="auto" w:after="20" w:before="30"/>
+        <w:jc w:val="left"/>
+      </w:pPr>
+      <w:r>
+        <w:rPr>
+          <w:rFonts w:ascii="Times New Roman" w:hAnsi="Times New Roman" w:eastAsia="標楷體" w:cs="Times New Roman"/>
+          <w:b/>
+          <w:i w:val="0"/>
+          <w:sz w:val="28"/>
+        </w:rPr>
+        <w:t>6. 成果承諾之 HAMP 法則與「以終為始」推演公式</w:t>
+      </w:r>
+    </w:p>
+    <w:p>
+      <w:pPr>
+        <w:keepNext w:val="0"/>
+        <w:spacing w:line="360" w:lineRule="auto" w:after="30" w:before="0"/>
+        <w:jc w:val="left"/>
+      </w:pPr>
+      <w:r>
+        <w:rPr>
+          <w:rFonts w:ascii="Times New Roman" w:hAnsi="Times New Roman" w:eastAsia="標楷體" w:cs="Times New Roman"/>
+          <w:b w:val="0"/>
+          <w:i w:val="0"/>
+          <w:sz w:val="24"/>
+        </w:rPr>
+        <w:t>規格宣告與 Slogan 嚴禁空泛，須遵循 HAMP 四大效益維度：H（形象外在如十秒掌控全場）、A（時間跨度）、R/P（關係協同）與 M（實質金錢收益如獲取千萬訂單）。並結合「以終為始」架構推導：系統為【目標用戶】攻克【工程障礙】＝獲得【障礙相反之高可靠表現】＝實踐【嚮往的未來願景】。以終局成功為唯一導向，使專案提案具備絕對工程可行性與說服力。</w:t>
       </w:r>
     </w:p>
     <w:p>
@@ -223,7 +255,7 @@
           <w:i w:val="0"/>
           <w:sz w:val="24"/>
         </w:rPr>
-        <w:t>身為專注於硬體電路與物聯網通訊開發的工程組員，這堂課以最直接的方式擊碎了我長期以來的「規格迷思」與工程師盲點！以往在進行裝置研發時，我總習慣以技術規格為導向，滿腦子想著如何塞入更多感測器、多軸步進馬達或高階微控制器，誤以為功能越多、電路越複雜就是技術實力的展現。然而老師在課堂上剖析的「ODM 盲從型研發」與「揣摩型過剩功能」，簡直就是在描述我過去的開發翻車史：辛辛苦苦調試了數十個複雜機構，結果使用者在實際場景中根本用不上，反而大幅增加了系統當機率與維護難度。</w:t>
+        <w:t>身為專注於感測電路與硬體研發的組員，這堂課以最直接的方式擊碎了我長期以來的硬體思維包袱！以往在研發互動裝置時，我總認為感測器越多、按鈕旋鈕越密集就越專業，卻忽視了「裝備不該成為人的操作阻礙」這一根本人機哲學。紐約地鐵小提琴實驗讓我深刻反省：即使硬體選用了最高規格的元件，但若忽略了現場使用情境，只會讓使用者在台上被繁瑣的操作綁架，甚至在關鍵時刻因為緊張卡鍵而釀成災難，這完全是技術開發者的失職。</w:t>
       </w:r>
     </w:p>
     <w:p>
@@ -239,7 +271,7 @@
           <w:i w:val="0"/>
           <w:sz w:val="24"/>
         </w:rPr>
-        <w:t>老師引述 Musk 將電池拆解至基礎原物料的案例，給了我無比震撼的工程啟發：真正的頂尖工程能力不在於堆砌零組件，而在於看透物理本質後的「極致剪枝」！當我們將硬體終端的核心任務嚴格限縮在「秒級穩定輸出」與「低延遲通訊」這兩個不可妥協的公理時，所有昂貴且容易卡死的精密混液機構瞬間都變成了無效負擔。透過第一性原理重新檢視硬體架構，我不僅找到了大幅降低物料成本的關鍵路徑，更深刻理解到唯有低故障率、易維護的模組化硬體，才是支撐專案規模化落地最堅固的基石！</w:t>
+        <w:t>課堂提出的「讓工具去理解人」與「魔術師原型」，給了我極具啟發性的工程指南。頂尖的硬體設計不是讓使用者分心去適應設備，而是透過隱形感測技術主動讀懂使用者的自然肢體語言。在講台的高壓情境下，手套必須具備極簡便攜與零學習成本，徹底隱去電路的存在，讓講者產生「盡情在我」的掌控感。透過 HAMP 法則重新校準硬體指標，我不僅找到了剔除多餘機構的關鍵路徑，更深刻理解到唯有不干擾人類自然發揮的技術，才能真正創造巨大商業價值！</w:t>
       </w:r>
     </w:p>
     <w:p>
@@ -271,7 +303,7 @@
           <w:i w:val="0"/>
           <w:sz w:val="24"/>
         </w:rPr>
-        <w:t>目前我與組員正進行大三專題《AURA LAB：智慧情緒調香快閃終端》研發。若時間重來，結合第一性原理四步驟與合格 TA 規範，我們以【硬體工程 (Hardware/IoT)】視角做出四大重構：</w:t>
+        <w:t>目前我與組員正進行大三專案《【慧演 Hui Yan】：智慧手勢控場演講手套》研發。若時間重來，結合本週品牌行銷與產品哲學，我們以【硬體工程 (Hardware/IoT)】視角做出四大重構：</w:t>
       </w:r>
     </w:p>
     <w:p>
@@ -287,7 +319,7 @@
           <w:i w:val="0"/>
           <w:sz w:val="28"/>
         </w:rPr>
-        <w:t>1. 貫徹第一性原理之硬體架構剪枝：終結機構死鎖，成本由 4.2 萬降至 3,800 元</w:t>
+        <w:t>1. 硬體極限剪枝與人體工學隱形化：消滅實體按鍵，實踐「盡情在我」</w:t>
       </w:r>
     </w:p>
     <w:p>
@@ -303,7 +335,7 @@
           <w:i w:val="0"/>
           <w:sz w:val="24"/>
         </w:rPr>
-        <w:t>若重新設計硬體架構，我會第一時間否決原先企圖自行組裝精密電磁閥與步進馬達的自嗨方案。經課堂啟發，快閃終端核心物理公理是「極致穩定交付與隨插即用」。我們徹底剃除易漏液、高維護成本的精密混香管路，將硬體造價由原預估的 42,000 元直接驟降至 3,800 元以內，改採穩定成熟的超音波霧化模組，將硬體故障率壓至零，確保商用部署之絕對勝算。</w:t>
+        <w:t>若時間重來，我會第一時間剃除手套掌心所有凸出的實體按鍵與開關。深刻體認「讓工具去理解人，而不是讓人去理解工具；裝備不該成為人的阻礙」，我們將感測元件極限收斂至單枚 6 軸微型 IMU 晶片，並採用柔性導電布線隱藏於透氣布料中。整套手套重量壓低在 28 克以內，講者戴上後完全感受不到電子零件存在，徹底告別傳統簡報筆卡鍵與掉落風險，真正實現「盡情在我（擺脫按鍵干擾，肢體自由發揮）」之自由表達。</w:t>
       </w:r>
     </w:p>
     <w:p>
@@ -319,7 +351,7 @@
           <w:i w:val="0"/>
           <w:sz w:val="28"/>
         </w:rPr>
-        <w:t>2. 圍繞合格 TA 部署權限優化工程參數：打造極簡可攜且安全之商用模組</w:t>
+        <w:t>2. 滿足部署權力（Deploy）之工程規範：超微型接收器隨插即用零設定</w:t>
       </w:r>
     </w:p>
     <w:p>
@@ -335,7 +367,7 @@
           <w:i w:val="0"/>
           <w:sz w:val="24"/>
         </w:rPr>
-        <w:t>以商場快閃為核心場景，全面考量主辦方之「部署權利（Deploy）」。我們將機身設計為輕量便攜之手提模組，內建穩壓電源管理，支援標準 110V 即插即用；終端設計兼顧 單次客製情緒調香體驗 150～200 元（無痛小額消費） 的高流轉效率，並將單次體驗時間精確鎖定在 3 分鐘以內，既滿足都會白領與情侶的快節奏體驗，又大幅提升快閃市集攤位之客流週轉坪效。</w:t>
+        <w:t>全面對標合格 TA 在商務發布會的現場部署權限。我們捨棄需要繁瑣配對與驅動安裝的藍牙方案，改採專用 2.4GHz 免驅動微型 USB 接收器。講者只需在演講前將接收器插入公用電腦，0.5 秒內自動建立無延遲通訊通道，徹底消除商務現場因驅動衝突或網路管制導致無法連線的致命翻車隱患，給予高壓講者絕對安全感。</w:t>
       </w:r>
     </w:p>
     <w:p>
@@ -351,7 +383,7 @@
           <w:i w:val="0"/>
           <w:sz w:val="28"/>
         </w:rPr>
-        <w:t>3. 實踐「AI 是 Must」之邊緣物聯網架構：ESP32 與高速微型熱感列印整合</w:t>
+        <w:t>3. 「魔術師」技術隱形化通訊架構：超低功耗電路支援連續 8 小時演講</w:t>
       </w:r>
     </w:p>
     <w:p>
@@ -367,7 +399,7 @@
           <w:i w:val="0"/>
           <w:sz w:val="24"/>
         </w:rPr>
-        <w:t>拒絕空泛硬體概念，落實高可靠度電路通訊：終端核心採用 ESP32 微控制器，透過非同步串口（Serial Port）與前端介面通訊，毫秒級接收 AI 情緒分類模型所運算之香調代碼，即時控制微型熱感列印模組輸出專屬籤詩與動態 QR Code，達成無延遲、零卡紙的順暢互動閉環，展現實打實的軟硬整合工程實力。</w:t>
+        <w:t>呼應「魔術師 (Magician) ✕ 智者 (Sage)」原型，頂尖工程是讓技術在舞台背後默默運轉。我們透過硬體中斷與深度睡眠機制，將運作功耗壓低至微安培級別，微型鋰聚合物電池即可支撐長達 8 小時連續發表。並內建抗電磁干擾天線，即便在數千人手機訊號交錯的大型展覽館，亦能維持 100% 封包零遺失，展現實打實的底層硬體工程實力。</w:t>
       </w:r>
     </w:p>
     <w:p>
@@ -383,7 +415,7 @@
           <w:i w:val="0"/>
           <w:sz w:val="28"/>
         </w:rPr>
-        <w:t>4. 對標期末評核與 U-Start 計畫：高相容霧化機構整合循環精油落地驗證</w:t>
+        <w:t>4. 對標期末專題與專利申請：以高穩定度雛型驗證千萬訂單價值主張</w:t>
       </w:r>
     </w:p>
     <w:p>
@@ -399,7 +431,7 @@
           <w:i w:val="0"/>
           <w:sz w:val="24"/>
         </w:rPr>
-        <w:t>對標期末競賽規格，我們針對 格外品柑橘果皮冷壓循環萃取精油（鎖定淨零碳排賽道） 進行流體黏度調校，開發出防堵塞之專利級霧化噴頭。全體組員按計畫表嚴格推進：第 6 週完成校內快閃盲測驗證，第 12 週產出教育部 U-Start 計畫書，以真實運行的硬體原型機與低維護成本數據，在專題審查中展現無懈可擊的量產可行性。</w:t>
+        <w:t>對標課堂價值主張公式：能為高壓簡報與 Pitch 團隊解決台上緊張卡頓與頻繁按筆問題，獲得指揮家般優雅流暢控場力，實現順利拿下千萬商業訂單的嚮往未來。我們已排定在第 6 週前完成校內 Pitch 競賽現場人流通訊盲測，並於第 12 週前整理出「演講手勢辨識手套」之發明專利申請書與物料清單（BOM），以無可挑剔的量產可行性與工程可靠度，在專題審查中展現絕對技術護城河。</w:t>
       </w:r>
     </w:p>
     <w:p>
@@ -420,7 +452,7 @@
           <w:i w:val="0"/>
           <w:sz w:val="28"/>
         </w:rPr>
-        <w:t>四、課堂實作對標：第一性原理推演與競品真空分析矩陣</w:t>
+        <w:t>四、課堂實作對標：12 品牌原型與「以終為始」價值主張對標矩陣</w:t>
       </w:r>
     </w:p>
     <w:p>
@@ -436,7 +468,7 @@
           <w:i w:val="0"/>
           <w:sz w:val="24"/>
         </w:rPr>
-        <w:t>本章節嚴格對標本週課堂第一性原理四大步驟（選擇/分析/比較/創意）與合格 TA 檢驗模型，將《AURA LAB：智慧情緒調香快閃終端》與市場現存方案進行橫向真空交叉比對，提煉不可複製之核心護城河：</w:t>
+        <w:t>本章節嚴格對標本週課堂品牌行銷方法論（12品牌原型擬人化/突破雜訊命名三大原則/HAMP Slogan/以終為始公式），將《【慧演 Hui Yan】：智慧手勢控場演講手套》與市場現存方案進行橫向真空交叉比對，提煉不可複製之核心護城河：</w:t>
       </w:r>
     </w:p>
     <w:tbl>
@@ -457,7 +489,7 @@
         <w:tc>
           <w:tcPr>
             <w:tcW w:type="dxa" w:w="1872"/>
-            <w:shd w:fill="2D3748"/>
+            <w:shd w:fill="1E3A8A"/>
             <w:tcBorders>
               <w:top w:val="single" w:sz="4" w:space="0" w:color="CBD5E1"/>
               <w:left w:val="single" w:sz="4" w:space="0" w:color="CBD5E1"/>
@@ -485,7 +517,7 @@
         <w:tc>
           <w:tcPr>
             <w:tcW w:type="dxa" w:w="1872"/>
-            <w:shd w:fill="2D3748"/>
+            <w:shd w:fill="1E3A8A"/>
             <w:tcBorders>
               <w:top w:val="single" w:sz="4" w:space="0" w:color="CBD5E1"/>
               <w:left w:val="single" w:sz="4" w:space="0" w:color="CBD5E1"/>
@@ -506,14 +538,14 @@
                 <w:color w:val="FFFFFF"/>
                 <w:sz w:val="20"/>
               </w:rPr>
-              <w:t>AURA LAB 快閃終端</w:t>
+              <w:t>【慧演】演講手套</w:t>
             </w:r>
           </w:p>
         </w:tc>
         <w:tc>
           <w:tcPr>
             <w:tcW w:type="dxa" w:w="1728"/>
-            <w:shd w:fill="2D3748"/>
+            <w:shd w:fill="1E3A8A"/>
             <w:tcBorders>
               <w:top w:val="single" w:sz="4" w:space="0" w:color="CBD5E1"/>
               <w:left w:val="single" w:sz="4" w:space="0" w:color="CBD5E1"/>
@@ -534,14 +566,14 @@
                 <w:color w:val="FFFFFF"/>
                 <w:sz w:val="20"/>
               </w:rPr>
-              <w:t>傳統專櫃香水</w:t>
+              <w:t>傳統手持簡報筆</w:t>
             </w:r>
           </w:p>
         </w:tc>
         <w:tc>
           <w:tcPr>
             <w:tcW w:type="dxa" w:w="1728"/>
-            <w:shd w:fill="2D3748"/>
+            <w:shd w:fill="1E3A8A"/>
             <w:tcBorders>
               <w:top w:val="single" w:sz="4" w:space="0" w:color="CBD5E1"/>
               <w:left w:val="single" w:sz="4" w:space="0" w:color="CBD5E1"/>
@@ -562,14 +594,14 @@
                 <w:color w:val="FFFFFF"/>
                 <w:sz w:val="20"/>
               </w:rPr>
-              <w:t>實體手作調香教室</w:t>
+              <w:t>投影片跳頁踏板</w:t>
             </w:r>
           </w:p>
         </w:tc>
         <w:tc>
           <w:tcPr>
             <w:tcW w:type="dxa" w:w="1829"/>
-            <w:shd w:fill="2D3748"/>
+            <w:shd w:fill="1E3A8A"/>
             <w:tcBorders>
               <w:top w:val="single" w:sz="4" w:space="0" w:color="CBD5E1"/>
               <w:left w:val="single" w:sz="4" w:space="0" w:color="CBD5E1"/>
@@ -590,7 +622,7 @@
                 <w:color w:val="FFFFFF"/>
                 <w:sz w:val="20"/>
               </w:rPr>
-              <w:t>線上心理測驗 App</w:t>
+              <w:t>智慧手錶手勢控制</w:t>
             </w:r>
           </w:p>
         </w:tc>
@@ -619,14 +651,14 @@
                 <w:i w:val="0"/>
                 <w:sz w:val="19"/>
               </w:rPr>
-              <w:t>核心第一性原理真理</w:t>
+              <w:t>品牌原型擬人化</w:t>
             </w:r>
           </w:p>
         </w:tc>
         <w:tc>
           <w:tcPr>
             <w:tcW w:type="dxa" w:w="1872"/>
-            <w:shd w:fill="EDF2F7"/>
+            <w:shd w:fill="EFF6FF"/>
             <w:tcBorders>
               <w:top w:val="single" w:sz="4" w:space="0" w:color="CBD5E1"/>
               <w:left w:val="single" w:sz="4" w:space="0" w:color="CBD5E1"/>
@@ -646,7 +678,7 @@
                 <w:i w:val="0"/>
                 <w:sz w:val="19"/>
               </w:rPr>
-              <w:t>3分鐘即時情緒外化與香調交付</w:t>
+              <w:t>魔術師 ✕ 智者（隱形賦能）</w:t>
             </w:r>
           </w:p>
         </w:tc>
@@ -673,7 +705,7 @@
                 <w:i w:val="0"/>
                 <w:sz w:val="19"/>
               </w:rPr>
-              <w:t>品牌溢價/身份地位象徵</w:t>
+              <w:t>凡夫俗子（平淡無奇工具）</w:t>
             </w:r>
           </w:p>
         </w:tc>
@@ -700,7 +732,7 @@
                 <w:i w:val="0"/>
                 <w:sz w:val="19"/>
               </w:rPr>
-              <w:t>深度匠人手作沉浸體驗</w:t>
+              <w:t>凡夫俗子（操作負擔笨重）</w:t>
             </w:r>
           </w:p>
         </w:tc>
@@ -727,7 +759,7 @@
                 <w:i w:val="0"/>
                 <w:sz w:val="19"/>
               </w:rPr>
-              <w:t>瞬時娛樂心理測驗反饋</w:t>
+              <w:t>創造者（高門檻功能繁雜）</w:t>
             </w:r>
           </w:p>
         </w:tc>
@@ -756,14 +788,14 @@
                 <w:i w:val="0"/>
                 <w:sz w:val="19"/>
               </w:rPr>
-              <w:t>目標客群 TA 合格度</w:t>
+              <w:t>命名與突破雜訊</w:t>
             </w:r>
           </w:p>
         </w:tc>
         <w:tc>
           <w:tcPr>
             <w:tcW w:type="dxa" w:w="1872"/>
-            <w:shd w:fill="EDF2F7"/>
+            <w:shd w:fill="EFF6FF"/>
             <w:tcBorders>
               <w:top w:val="single" w:sz="4" w:space="0" w:color="CBD5E1"/>
               <w:left w:val="single" w:sz="4" w:space="0" w:color="CBD5E1"/>
@@ -783,7 +815,7 @@
                 <w:i w:val="0"/>
                 <w:sz w:val="19"/>
               </w:rPr>
-              <w:t>具直接小額購買權+社群影響力</w:t>
+              <w:t>【慧演】雙字/會演與慧眼雙諧音</w:t>
             </w:r>
           </w:p>
         </w:tc>
@@ -810,7 +842,7 @@
                 <w:i w:val="0"/>
                 <w:sz w:val="19"/>
               </w:rPr>
-              <w:t>高預算客群/受櫃姐推銷壓力</w:t>
+              <w:t>純規格名/無品牌情感連接</w:t>
             </w:r>
           </w:p>
         </w:tc>
@@ -837,7 +869,7 @@
                 <w:i w:val="0"/>
                 <w:sz w:val="19"/>
               </w:rPr>
-              <w:t>需高額時間與金錢預算</w:t>
+              <w:t>功能描述名/毫無記憶點</w:t>
             </w:r>
           </w:p>
         </w:tc>
@@ -864,7 +896,7 @@
                 <w:i w:val="0"/>
                 <w:sz w:val="19"/>
               </w:rPr>
-              <w:t>零付費門檻但缺乏實體部署權</w:t>
+              <w:t>通用科技名/缺乏專注場景</w:t>
             </w:r>
           </w:p>
         </w:tc>
@@ -893,14 +925,14 @@
                 <w:i w:val="0"/>
                 <w:sz w:val="19"/>
               </w:rPr>
-              <w:t>不可妥協 Must-haves</w:t>
+              <w:t>HAMP 標語效益</w:t>
             </w:r>
           </w:p>
         </w:tc>
         <w:tc>
           <w:tcPr>
             <w:tcW w:type="dxa" w:w="1872"/>
-            <w:shd w:fill="EDF2F7"/>
+            <w:shd w:fill="EFF6FF"/>
             <w:tcBorders>
               <w:top w:val="single" w:sz="4" w:space="0" w:color="CBD5E1"/>
               <w:left w:val="single" w:sz="4" w:space="0" w:color="CBD5E1"/>
@@ -920,7 +952,7 @@
                 <w:i w:val="0"/>
                 <w:sz w:val="19"/>
               </w:rPr>
-              <w:t>秒級快篩+專屬籤詩+零故障率</w:t>
+              <w:t>優雅手勢(H)+千萬訂單(M)</w:t>
             </w:r>
           </w:p>
         </w:tc>
@@ -947,7 +979,7 @@
                 <w:i w:val="0"/>
                 <w:sz w:val="19"/>
               </w:rPr>
-              <w:t>香氣持久+奢華瓶身設計</w:t>
+              <w:t>遙控投影片/無效益承諾</w:t>
             </w:r>
           </w:p>
         </w:tc>
@@ -974,7 +1006,7 @@
                 <w:i w:val="0"/>
                 <w:sz w:val="19"/>
               </w:rPr>
-              <w:t>專業調香師一對一耗時指導</w:t>
+              <w:t>解放雙手/無形象金錢利益</w:t>
             </w:r>
           </w:p>
         </w:tc>
@@ -1001,7 +1033,7 @@
                 <w:i w:val="0"/>
                 <w:sz w:val="19"/>
               </w:rPr>
-              <w:t>趣味題型/無實體氣味載體</w:t>
+              <w:t>隨心揮舞/易誤觸缺乏信任</w:t>
             </w:r>
           </w:p>
         </w:tc>
@@ -1030,14 +1062,14 @@
                 <w:i w:val="0"/>
                 <w:sz w:val="19"/>
               </w:rPr>
-              <w:t>競品真空與 AI 創新</w:t>
+              <w:t>以終為始價值主張</w:t>
             </w:r>
           </w:p>
         </w:tc>
         <w:tc>
           <w:tcPr>
             <w:tcW w:type="dxa" w:w="1872"/>
-            <w:shd w:fill="EDF2F7"/>
+            <w:shd w:fill="EFF6FF"/>
             <w:tcBorders>
               <w:top w:val="single" w:sz="4" w:space="0" w:color="CBD5E1"/>
               <w:left w:val="single" w:sz="4" w:space="0" w:color="CBD5E1"/>
@@ -1057,7 +1089,7 @@
                 <w:i w:val="0"/>
                 <w:sz w:val="19"/>
               </w:rPr>
-              <w:t>AI情緒算力+熱感私域閉環真空</w:t>
+              <w:t>消滅卡頓緊張/拿下千萬訂單</w:t>
             </w:r>
           </w:p>
         </w:tc>
@@ -1084,7 +1116,7 @@
                 <w:i w:val="0"/>
                 <w:sz w:val="19"/>
               </w:rPr>
-              <w:t>無數據沉澱/重資本存貨壓力</w:t>
+              <w:t>需手持按鍵/易分心緊張</w:t>
             </w:r>
           </w:p>
         </w:tc>
@@ -1111,7 +1143,7 @@
                 <w:i w:val="0"/>
                 <w:sz w:val="19"/>
               </w:rPr>
-              <w:t>難以規模化/坪效極低</w:t>
+              <w:t>固定於講台地面/限制走動</w:t>
             </w:r>
           </w:p>
         </w:tc>
@@ -1138,7 +1170,7 @@
                 <w:i w:val="0"/>
                 <w:sz w:val="19"/>
               </w:rPr>
-              <w:t>充斥同質化/極易被複製取代</w:t>
+              <w:t>需盯手錶螢幕/打斷眼神接觸</w:t>
             </w:r>
           </w:p>
         </w:tc>
@@ -1157,7 +1189,7 @@
           <w:i w:val="0"/>
           <w:sz w:val="24"/>
         </w:rPr>
-        <w:t>(一) 第一性原理之硬體極限剪枝與零組件解構</w:t>
+        <w:t>(一) 人機介面極限剪枝：微型柔性傳感消滅操作負擔</w:t>
       </w:r>
     </w:p>
     <w:p>
@@ -1173,7 +1205,7 @@
           <w:i w:val="0"/>
           <w:sz w:val="21"/>
         </w:rPr>
-        <w:t>以第一性原理重新檢視硬體系統，終端設備的核心本質唯有「穩定、快速、低成本」。我們堅決剔除原先規劃之複雜電磁閥與混液機構，硬體原物料造價從 42,000 元雪崩式下降至 3,800 元以內，故障率直接歸零。這完全印證了課堂上特斯拉將電池拆解為基礎元素的思維：排除多餘機械傳動負擔，方能將有限的硬體資源極致聚焦在核心訊號通訊與霧化輸出。</w:t>
+        <w:t>課堂銘言「裝備不該成為人的阻礙」，成為硬體架構極限剪枝之最高綱領。我們徹底剃除實體開關，改採柔性導電纖維與微型 6 軸 IMU 晶片，整套硬體僅重 28 克。講者佩戴時輕若無物，完全感受不到電路負擔，終結了傳統簡報筆易卡鍵與滑落的工程缺陷，讓硬體技術在舞台背後徹底隱形，落實「讓工具去理解人」之人機工程真理。</w:t>
       </w:r>
     </w:p>
     <w:p>
@@ -1189,7 +1221,7 @@
           <w:i w:val="0"/>
           <w:sz w:val="24"/>
         </w:rPr>
-        <w:t>(二) 合格 TA 場域部署權利與低功耗工程優化</w:t>
+        <w:t>(二) 滿足部署權限（Deploy）之 2.4GHz 免驅動直連架構</w:t>
       </w:r>
     </w:p>
     <w:p>
@@ -1205,7 +1237,7 @@
           <w:i w:val="0"/>
           <w:sz w:val="21"/>
         </w:rPr>
-        <w:t>在檢驗合格 TA 要素時，我們專注解決快閃市集主辦方的「落地部署權限（Deploy）」。終端設計為標準電源即插即用，單次服務流程嚴格壓在 3 分鐘以內，既符合客群小額付費體驗（150～200 元），又創造極高翻桌率。完全契合猶太商道高頻剛需原則，以極低功耗與高可靠度徹底消弭了硬體設備在商用現場卡機停擺的潛在風險。</w:t>
+        <w:t>嚴格對標合格 TA 之「現場部署權力（Deploy）」，我們放棄需要複雜配對與權限設定的藍牙協議，改採專用 2.4GHz 免驅動微型 USB 接收器。插入公用演講電腦 0.5 秒即插即用，零驅動衝突、零網路依賴。即便面對大型展覽會場數千支手機 Wi-Fi 強力干擾，獨家跳頻演算法亦能確保通訊零延遲，為商務發表提供絕對可靠保障。</w:t>
       </w:r>
     </w:p>
     <w:p>
@@ -1221,7 +1253,7 @@
           <w:i w:val="0"/>
           <w:sz w:val="24"/>
         </w:rPr>
-        <w:t>(三) 「AI 是 Must」之微控制器連網與專案排程推進</w:t>
+        <w:t>(三) 「以終為始」工程驗證推進與千萬訂單里程碑</w:t>
       </w:r>
     </w:p>
     <w:p>
@@ -1237,7 +1269,7 @@
           <w:i w:val="0"/>
           <w:sz w:val="21"/>
         </w:rPr>
-        <w:t>落實課堂對 AI 的硬性要求，我們利用 ESP32 微控制器建立穩定的非同步通訊協定，接收端點 AI 模型運算之情緒特徵碼，即時驅動熱感列印模組與感應電路。全組已排定在第 6 週前完成硬體壓力與耐久度盲測，並於第 12 週前整理出符合 U-Start 規範之硬體專利與物料清單，以嚴謹工程原型確保提案評審全數過關。</w:t>
+        <w:t>依循「以終為始」價值主張公式，我們將硬體研發目標直接錨定於講者拿下千萬訂單的最終成功。全組已排定在第 6 週前完成 30 場各類場地之信號抗干擾壓力測試，並於第 12 週前產出符合量產規範之硬體專利申請書與物料清單，以無懈可擊的工程穩定度為商業落地提供最堅實的底層硬實力支撐。</w:t>
       </w:r>
     </w:p>
     <w:sectPr>
@@ -1267,7 +1299,7 @@
         <w:color w:val="64748B"/>
         <w:sz w:val="18"/>
       </w:rPr>
-      <w:t>課程名稱：創業0到2的思維與實作　　筆記課程主題：第一性原理思考、TA精準定位與創新商業實演　　授課老師：姚長安 老師</w:t>
+      <w:t>課程名稱：創業0到2的思維與實作　　筆記課程主題：行銷定位、12品牌原型、命名降噪與價值主張　　授課老師：姚長安 老師</w:t>
     </w:r>
   </w:p>
   <w:p>

--- a/downloads/互動三_113AC1018_組員B.docx
+++ b/downloads/互動三_113AC1018_組員B.docx
@@ -1297,9 +1297,9 @@
         <w:b w:val="0"/>
         <w:i w:val="0"/>
         <w:color w:val="64748B"/>
-        <w:sz w:val="18"/>
-      </w:rPr>
-      <w:t>課程名稱：創業0到2的思維與實作　　筆記課程主題：行銷定位、12品牌原型、命名降噪與價值主張　　授課老師：姚長安 老師</w:t>
+        <w:sz w:val="17"/>
+      </w:rPr>
+      <w:t>課程名稱：創業0到2的思維與實作  筆記課程主題：12品牌原型、命名降噪與價值主張  授課老師：姚長安 老師</w:t>
     </w:r>
   </w:p>
   <w:p>
@@ -1313,9 +1313,9 @@
         <w:b w:val="0"/>
         <w:i w:val="0"/>
         <w:color w:val="64748B"/>
-        <w:sz w:val="18"/>
-      </w:rPr>
-      <w:t>學生姓名：組員B（互動設計系三年級）　　學號：113AC1018　　學校：國立臺北科技大學</w:t>
+        <w:sz w:val="17"/>
+      </w:rPr>
+      <w:t>學生姓名：組員B（互動設計系三年級）  學號：113AC1018  學校：國立臺北科技大學</w:t>
     </w:r>
   </w:p>
 </w:hdr>

--- a/downloads/互動三_113AC1018_組員B.docx
+++ b/downloads/互動三_113AC1018_組員B.docx
@@ -15,7 +15,7 @@
           <w:i w:val="0"/>
           <w:sz w:val="32"/>
         </w:rPr>
-        <w:t>創業品牌行銷實務：從地鐵小提琴實驗、12品牌原型到「以終為始」價值主張推導</w:t>
+        <w:t>創業簡報與說服架構：從首因效應、S.U.L.O. 訴說公式到峰終定律與行動呼籲實戰</w:t>
       </w:r>
     </w:p>
     <w:p>
@@ -47,7 +47,7 @@
           <w:i w:val="0"/>
           <w:sz w:val="28"/>
         </w:rPr>
-        <w:t>1. 工程研發之價值反思：紐約地鐵小提琴實驗的系統啟示</w:t>
+        <w:t>1. 系統響應時間與首因效應：關鍵 60 秒之信噪比突破</w:t>
       </w:r>
     </w:p>
     <w:p>
@@ -63,7 +63,7 @@
           <w:i w:val="0"/>
           <w:sz w:val="24"/>
         </w:rPr>
-        <w:t>課堂剖析了工程師極易陷入的「盲目提升硬體指標」思維誤區。紐約地鐵小提琴實驗提供了深刻借鏡：手握價值三百萬美元極品樂器的頂級大師，在卡內基音樂廳千金難求，然而移至地鐵站通道演奏十餘分鐘卻僅收得三十多美元零錢。這項經典實驗揭示了硬體工程真理：技術參數再頂尖，若缺乏合適的應用舞台、系統整合與行銷脈絡包裹，其客觀工程價值便無法被真實感知。</w:t>
+        <w:t>工程簡報常因「開場報流水帳」而錯失最佳訊號傳輸時機。課堂指出首因效應之殘酷時效：5 秒定抬頭、30 秒定傾聽、前 60 秒定後續 10 分鐘關注度。傳統以「大家好我是某某工程師、請看投影片目錄」開場，等於向系統注入無效雜訊。工程提案必須在開機前 60 秒輸出最高振幅之核心價值，瞬間穿透評審思維阻抗，確立技術必要性。</w:t>
       </w:r>
     </w:p>
     <w:p>
@@ -79,7 +79,7 @@
           <w:i w:val="0"/>
           <w:sz w:val="28"/>
         </w:rPr>
-        <w:t>2. 需求規格之來源審查：合格 TA 三要素與品牌外溢機制</w:t>
+        <w:t>2. 開場演算法：S.U.L.O. 訴說矩陣與自我參照損失規避</w:t>
       </w:r>
     </w:p>
     <w:p>
@@ -95,7 +95,7 @@
           <w:i w:val="0"/>
           <w:sz w:val="24"/>
         </w:rPr>
-        <w:t>工程規格之定錨必須源於具體 TA，嚴拒無邊界的虛幻大眾。合格 TA 必須同時通過三大硬性檢驗：具備出資採購能力之「購買權力」；具備安裝與現場使用權限之「部署權力（Deploy）」；以及規模與毛利兼備之「有價值群體」。TA的專業背景決定了系統人機語言，學生偏愛諧音梗，商務工程重技術透明；極致定位能激發外溢效應，如非專業運動員亦會被Nike精神打動而採購。</w:t>
+        <w:t>開場第一句話必須直接包含「你」，藉由自我參照效應建立人機互動關聯。透過 S.U.L.O. 模型（S 損失、U 用戶、L 缺漏拼圖、O 反差對比）及 P.R.O. 邏輯（觀點、論據、產出），精確調動人類本能的「損失規避」偏誤。工程簡報不再是冷硬宣告規格，而是指出因現有系統缺陷所導致的巨大操作損失，使升級需求變得不可抗拒。</w:t>
       </w:r>
     </w:p>
     <w:p>
@@ -111,7 +111,7 @@
           <w:i w:val="0"/>
           <w:sz w:val="28"/>
         </w:rPr>
-        <w:t>3. 系統擬人化映射：12 品牌原型與單一原型定位原則</w:t>
+        <w:t>3. 可靠度示範：權威數據、現場道具操作與消滅知識詛咒</w:t>
       </w:r>
     </w:p>
     <w:p>
@@ -127,7 +127,7 @@
           <w:i w:val="0"/>
           <w:sz w:val="24"/>
         </w:rPr>
-        <w:t>品牌本質是使用者對系統穩定可靠度之一致印象，擬人化是建立人機默契之最佳手法，且全系統只能貫徹一種核心原型。課堂詳解12原型：英雄（突破極限）、創造者（複雜工具反增使用者心理門檻）、凡夫俗子（平易近人零負擔）、魔術師（如Dyson，將高度複雜的電路機構在背後隱形化，呈現神奇體驗）、智者（精準理性）、探險家、天真者、情人與革命者等原型定位。</w:t>
+        <w:t>權威數據能引導受眾產生從眾認知，引用哈佛期刊或米爾格倫等經典實驗更具科學說服力。在硬體原型展示上，課堂給出關鍵工程規範：實體道具必須由團隊現場精準示範，絕不能交由評審親自操作，以徹底防範現場非預期操作失誤。此外研發者必須破除「知識的詛咒」，拒絕充斥底層電路代碼名詞，改用直觀功能語言詮釋。</w:t>
       </w:r>
     </w:p>
     <w:p>
@@ -143,7 +143,7 @@
           <w:i w:val="0"/>
           <w:sz w:val="28"/>
         </w:rPr>
-        <w:t>4. 訊號通訊與抗干擾思維：突破雜訊命名三大準則</w:t>
+        <w:t>4. 競品系統比對：短期記憶「3 的原則」與 100% 閉合度</w:t>
       </w:r>
     </w:p>
     <w:p>
@@ -159,7 +159,7 @@
           <w:i w:val="0"/>
           <w:sz w:val="24"/>
         </w:rPr>
-        <w:t>在現代資訊傳輸高度碎片化與高雜訊的環境中，命名策略猶如通訊協定，須落實三大抗干擾準則：其一為「容易識別」，代碼或名稱必須極短且具備直覺語意，拒絕冗長難記的外文詞彙（如「老屋放心專家」以直白命名突破億元市場）；其二為「容易連接」，利用專屬感官信號建立認知通道；其三為「減少雜訊」，徹底剃除不必要的機構圖標以保障訊號信噪比。</w:t>
+        <w:t>人腦短期緩衝記憶僅能乘載 3 至 5 個單元（4±1），故競品架構比對必須嚴守「3 的原則」。篩選 3 大現存方案，分別標定其最致命之單一硬體缺陷，並由我方系統實現 100% 規格閉環。這種高「閉合感」能使技術方案具備無縫替換之合理性，使評審採納機率提高整整一倍，並轉化為對硬體穩定性之強烈信心與高估值。</w:t>
       </w:r>
     </w:p>
     <w:p>
@@ -175,7 +175,7 @@
           <w:i w:val="0"/>
           <w:sz w:val="28"/>
         </w:rPr>
-        <w:t>5. 人機介面視覺降噪、色彩公理與字型轉換率提升 35%</w:t>
+        <w:t>5. 系統終止協定：丹尼爾·卡尼曼峰終定律與消滅「謝謝大家」</w:t>
       </w:r>
     </w:p>
     <w:p>
@@ -191,7 +191,7 @@
           <w:i w:val="0"/>
           <w:sz w:val="24"/>
         </w:rPr>
-        <w:t>人機互動介面首重視覺降噪，剔除多餘圖案雜訊以降低操控出錯率。色彩學上建議以純白作為底層降噪畫布，搭配單一高對比識別主色引導操作。實驗證明適配之字型可驅動轉換率提升高達 35%，關鍵在於工程師必須給出扎實的「說明理由」。開發團隊應善用 100font 等資源庫，為專業場景選用兼顧高辨識度與傳達效率之工業級字型資產。</w:t>
+        <w:t>依據丹尼爾·卡尼曼峰終定律，用戶對系統的整體印象由波峰體驗與終止狀態決定。簡報終點若以無力的「謝謝大家」草草收場，形同主動交出控制權等待評審挑錯。工程結尾應發出強大且無法拒絕的行動呼籲（CTA），促成採納承諾，並於收尾前釋出「專利申請審查中」或「通路測試完備」等超預期工程驚喜，鎖定最高評分。</w:t>
       </w:r>
     </w:p>
     <w:p>
@@ -207,7 +207,7 @@
           <w:i w:val="0"/>
           <w:sz w:val="28"/>
         </w:rPr>
-        <w:t>6. 成果承諾之 HAMP 法則與「以終為始」推演公式</w:t>
+        <w:t>6. 底層心理學機制：損失厭惡、卡內基利他溝通與批判思考</w:t>
       </w:r>
     </w:p>
     <w:p>
@@ -223,7 +223,7 @@
           <w:i w:val="0"/>
           <w:sz w:val="24"/>
         </w:rPr>
-        <w:t>規格宣告與 Slogan 嚴禁空泛，須遵循 HAMP 四大效益維度：H（形象外在如十秒掌控全場）、A（時間跨度）、R/P（關係協同）與 M（實質金錢收益如獲取千萬訂單）。並結合「以終為始」架構推導：系統為【目標用戶】攻克【工程障礙】＝獲得【障礙相反之高可靠表現】＝實踐【嚮往的未來願景】。以終局成功為唯一導向，使專案提案具備絕對工程可行性與說服力。</w:t>
+        <w:t>卓越工程提案必須植根於心理學規律：損失規避指明止損比獲利更具說服彈性；卡內基談判法則強調直擊決策者核心痛點而非自說自話；米爾格倫權威服從實驗（65% 電擊比例）更提醒硬體工程師：面對既有行業標準與權威教條，不可盲從盲信，必須秉持批判性思考不斷重構底層架構，方能打造出顛覆性產品。</w:t>
       </w:r>
     </w:p>
     <w:p>
@@ -255,7 +255,7 @@
           <w:i w:val="0"/>
           <w:sz w:val="24"/>
         </w:rPr>
-        <w:t>身為專注於感測電路與硬體研發的組員，這堂課以最直接的方式擊碎了我長期以來的硬體思維包袱！以往在研發互動裝置時，我總認為感測器越多、按鈕旋鈕越密集就越專業，卻忽視了「裝備不該成為人的操作阻礙」這一根本人機哲學。紐約地鐵小提琴實驗讓我深刻反省：即使硬體選用了最高規格的元件，但若忽略了現場使用情境，只會讓使用者在台上被繁瑣的操作綁架，甚至在關鍵時刻因為緊張卡鍵而釀成災難，這完全是技術開發者的失職。</w:t>
+        <w:t>專注於微型感測器與硬體電路研發的我，這堂簡報與說服架構課給了我最直接且及時的現場實戰警示！在硬體團隊的思維慣性中，我們總認為「拿出功能齊全的 Prototype」就是硬道理，甚至計劃在期末發表時把智慧手套遞到評審席讓評審親自戴上把玩；老師在課堂上嚴肅告誡「道具切勿讓評審操作以免失控」，猶如一盆冷水澆醒了我。在發表現場，評審操作不當或因緊張造成的微小延遲，都會被放大為硬體缺陷；由團隊在台上親自完美演示，才是展現硬體穩定度的最佳策略。</w:t>
       </w:r>
     </w:p>
     <w:p>
@@ -271,7 +271,7 @@
           <w:i w:val="0"/>
           <w:sz w:val="24"/>
         </w:rPr>
-        <w:t>課堂提出的「讓工具去理解人」與「魔術師原型」，給了我極具啟發性的工程指南。頂尖的硬體設計不是讓使用者分心去適應設備，而是透過隱形感測技術主動讀懂使用者的自然肢體語言。在講台的高壓情境下，手套必須具備極簡便攜與零學習成本，徹底隱去電路的存在，讓講者產生「盡情在我」的掌控感。透過 HAMP 法則重新校準硬體指標，我不僅找到了剔除多餘機構的關鍵路徑，更深刻理解到唯有不干擾人類自然發揮的技術，才能真正創造巨大商業價值！</w:t>
+        <w:t>結合中段「3 的原則」與「閉合感」，我深刻領會到如何將冷冰冰的電路指標轉化為說服力：精確對標傳統簡報筆按鍵卡頓、踏板受限與智慧手錶誤觸三大痛點，以我們 28 克輕量手套實現 100% 閉合。結尾依循峰終定律，在現場演示巔峰體驗後拋出「專利申請中」的意外驚喜，徹底打消評審對硬體可行性的疑慮。這堂課教會了我：卓越的工程師不僅要會焊電路，更要懂得用心理學閉合商業邏輯！</w:t>
       </w:r>
     </w:p>
     <w:p>
@@ -303,7 +303,7 @@
           <w:i w:val="0"/>
           <w:sz w:val="24"/>
         </w:rPr>
-        <w:t>目前我與組員正進行大三專案《【慧演 Hui Yan】：智慧手勢控場演講手套》研發。若時間重來，結合本週品牌行銷與產品哲學，我們以【硬體工程 (Hardware/IoT)】視角做出四大重構：</w:t>
+        <w:t>目前我與組員正進行大三專案《【慧演 Hui Yan】：智慧手勢控場演講手套》（對標課堂第 3 組專案）。若時間重來，結合本週簡報說服架構與心理學機制，我們以【硬體工程 (Hardware/IoT)】視角做出四大重構：</w:t>
       </w:r>
     </w:p>
     <w:p>
@@ -319,7 +319,7 @@
           <w:i w:val="0"/>
           <w:sz w:val="28"/>
         </w:rPr>
-        <w:t>1. 硬體極限剪枝與人體工學隱形化：消滅實體按鍵，實踐「盡情在我」</w:t>
+        <w:t>1. 重構系統開場信噪比：60 秒 S.U.L.O. 公式與破除「知識詛咒」</w:t>
       </w:r>
     </w:p>
     <w:p>
@@ -335,7 +335,7 @@
           <w:i w:val="0"/>
           <w:sz w:val="24"/>
         </w:rPr>
-        <w:t>若時間重來，我會第一時間剃除手套掌心所有凸出的實體按鍵與開關。深刻體認「讓工具去理解人，而不是讓人去理解工具；裝備不該成為人的阻礙」，我們將感測元件極限收斂至單枚 6 軸微型 IMU 晶片，並採用柔性導電布線隱藏於透氣布料中。整套手套重量壓低在 28 克以內，講者戴上後完全感受不到電子零件存在，徹底告別傳統簡報筆卡鍵與掉落風險，真正實現「盡情在我（擺脫按鍵干擾，肢體自由發揮）」之自由表達。</w:t>
+        <w:t>若時間重來，在硬體架構報告時我絕不再從電路板、電阻與晶片型號開場。第一句話直接調動損失規避偏誤：「你是否曾因簡報器無線斷訊，而在關鍵發表會上痛失百萬專案？」（S.U.L.O. 公式）。消滅晦澀的底層通訊協定代碼，以生活化故事直擊痛點，在 60 秒首因效應內穿透評審思維阻抗。</w:t>
       </w:r>
     </w:p>
     <w:p>
@@ -351,7 +351,7 @@
           <w:i w:val="0"/>
           <w:sz w:val="28"/>
         </w:rPr>
-        <w:t>2. 滿足部署權力（Deploy）之工程規範：超微型接收器隨插即用零設定</w:t>
+        <w:t>2. 原型現場示範之工程鐵律：團隊現場操作，杜絕評審親試失控</w:t>
       </w:r>
     </w:p>
     <w:p>
@@ -367,7 +367,7 @@
           <w:i w:val="0"/>
           <w:sz w:val="24"/>
         </w:rPr>
-        <w:t>全面對標合格 TA 在商務發布會的現場部署權限。我們捨棄需要繁瑣配對與驅動安裝的藍牙方案，改採專用 2.4GHz 免驅動微型 USB 接收器。講者只需在演講前將接收器插入公用電腦，0.5 秒內自動建立無延遲通訊通道，徹底消除商務現場因驅動衝突或網路管制導致無法連線的致命翻車隱患，給予高壓講者絕對安全感。</w:t>
+        <w:t>銘記課堂嚴正告誡：硬體原型道具切勿讓評審親自操作！徹底放棄讓評審試戴手套之冒險想法，改由硬體負責人在台上佩戴 28 克超輕手套現場親自示範。微型 IMU 演算法在背景無延遲響應自然揮灑，以零故障的現場表現震撼全場，既展現了極致工程穩定度，又防範了非預期操作風險。</w:t>
       </w:r>
     </w:p>
     <w:p>
@@ -383,7 +383,7 @@
           <w:i w:val="0"/>
           <w:sz w:val="28"/>
         </w:rPr>
-        <w:t>3. 「魔術師」技術隱形化通訊架構：超低功耗電路支援連續 8 小時演講</w:t>
+        <w:t>3. 貫徹中段「3 的原則」：精準擊破 3 大競品缺陷，實現 100% 閉合</w:t>
       </w:r>
     </w:p>
     <w:p>
@@ -399,7 +399,7 @@
           <w:i w:val="0"/>
           <w:sz w:val="24"/>
         </w:rPr>
-        <w:t>呼應「魔術師 (Magician) ✕ 智者 (Sage)」原型，頂尖工程是讓技術在舞台背後默默運轉。我們透過硬體中斷與深度睡眠機制，將運作功耗壓低至微安培級別，微型鋰聚合物電池即可支撐長達 8 小時連續發表。並內建抗電磁干擾天線，即便在數千人手機訊號交錯的大型展覽館，亦能維持 100% 封包零遺失，展現實打實的底層硬體工程實力。</w:t>
+        <w:t>基於短期記憶容量限制，比對嚴格聚焦 3 大現存方案：(1) 傳統簡報筆易卡鍵掉落；(2) 換頁踏板釘死於講台地面；(3) 智慧手錶抬腕易誤觸。【慧演】手套以柔性導電布線與空中濾波演算法 100% 攻克缺點。高閉合感建立起強大的工程替代合理性，使評審採納機率整整提升一倍。</w:t>
       </w:r>
     </w:p>
     <w:p>
@@ -415,7 +415,7 @@
           <w:i w:val="0"/>
           <w:sz w:val="28"/>
         </w:rPr>
-        <w:t>4. 對標期末專題與專利申請：以高穩定度雛型驗證千萬訂單價值主張</w:t>
+        <w:t>4. 峰終定律收尾與無可挑剔 CTA：釋出專利驚喜，消滅「謝謝大家」</w:t>
       </w:r>
     </w:p>
     <w:p>
@@ -431,7 +431,7 @@
           <w:i w:val="0"/>
           <w:sz w:val="24"/>
         </w:rPr>
-        <w:t>對標課堂價值主張公式：能為高壓簡報與 Pitch 團隊解決台上緊張卡頓與頻繁按筆問題，獲得指揮家般優雅流暢控場力，實現順利拿下千萬商業訂單的嚮往未來。我們已排定在第 6 週前完成校內 Pitch 競賽現場人流通訊盲測，並於第 12 週前整理出「演講手勢辨識手套」之發明專利申請書與物料清單（BOM），以無可挑剔的量產可行性與工程可靠度，在專題審查中展現絕對技術護城河。</w:t>
+        <w:t>終止協定依據丹尼爾·卡尼曼峰終定律重構，嚴禁以無力的「謝謝大家」引導評審挑錯。在展示顛覆性控場後拋出重大工程驚喜：「本手套之微型柔性傳感架構已正式申請發明專利，物料成本已成功降至量產水位！」最後發出強大 CTA：「請與我們一同見證硬體隱形化革命，打造零負擔的極致控場體驗！</w:t>
       </w:r>
     </w:p>
     <w:p>
@@ -452,7 +452,7 @@
           <w:i w:val="0"/>
           <w:sz w:val="28"/>
         </w:rPr>
-        <w:t>四、課堂實作對標：12 品牌原型與「以終為始」價值主張對標矩陣</w:t>
+        <w:t>四、課堂實作對標：簡報說服架構與 100%「閉合感」真空對標矩陣</w:t>
       </w:r>
     </w:p>
     <w:p>
@@ -468,7 +468,7 @@
           <w:i w:val="0"/>
           <w:sz w:val="24"/>
         </w:rPr>
-        <w:t>本章節嚴格對標本週課堂品牌行銷方法論（12品牌原型擬人化/突破雜訊命名三大原則/HAMP Slogan/以終為始公式），將《【慧演 Hui Yan】：智慧手勢控場演講手套》與市場現存方案進行橫向真空交叉比對，提煉不可複製之核心護城河：</w:t>
+        <w:t>本章節嚴格對標本週課堂簡報說服架構（開場WHY/中段HOW/結尾WHAT/3的原則與閉合感/峰終定律/CTA），將《【慧演 Hui Yan】：智慧手勢控場演講手套》（課堂第 3 組專案）與市場現存方案進行橫向真空交叉比對，提煉不可複製之說服力護城河：</w:t>
       </w:r>
     </w:p>
     <w:tbl>
@@ -538,7 +538,7 @@
                 <w:color w:val="FFFFFF"/>
                 <w:sz w:val="20"/>
               </w:rPr>
-              <w:t>【慧演】演講手套</w:t>
+              <w:t>【慧演】手勢演講手套</w:t>
             </w:r>
           </w:p>
         </w:tc>
@@ -651,7 +651,7 @@
                 <w:i w:val="0"/>
                 <w:sz w:val="19"/>
               </w:rPr>
-              <w:t>品牌原型擬人化</w:t>
+              <w:t>開場策略（WHY）</w:t>
             </w:r>
           </w:p>
         </w:tc>
@@ -678,7 +678,7 @@
                 <w:i w:val="0"/>
                 <w:sz w:val="19"/>
               </w:rPr>
-              <w:t>魔術師 ✕ 智者（隱形賦能）</w:t>
+              <w:t>S.U.L.O.公式+現場親自操作</w:t>
             </w:r>
           </w:p>
         </w:tc>
@@ -705,7 +705,7 @@
                 <w:i w:val="0"/>
                 <w:sz w:val="19"/>
               </w:rPr>
-              <w:t>凡夫俗子（平淡無奇工具）</w:t>
+              <w:t>傳統自我介紹浪費60秒</w:t>
             </w:r>
           </w:p>
         </w:tc>
@@ -732,7 +732,7 @@
                 <w:i w:val="0"/>
                 <w:sz w:val="19"/>
               </w:rPr>
-              <w:t>凡夫俗子（操作負擔笨重）</w:t>
+              <w:t>功能規格說明生硬無感</w:t>
             </w:r>
           </w:p>
         </w:tc>
@@ -759,7 +759,7 @@
                 <w:i w:val="0"/>
                 <w:sz w:val="19"/>
               </w:rPr>
-              <w:t>創造者（高門檻功能繁雜）</w:t>
+              <w:t>讓評審試戴易操作翻車</w:t>
             </w:r>
           </w:p>
         </w:tc>
@@ -788,7 +788,7 @@
                 <w:i w:val="0"/>
                 <w:sz w:val="19"/>
               </w:rPr>
-              <w:t>命名與突破雜訊</w:t>
+              <w:t>競品痛點與閉合（HOW）</w:t>
             </w:r>
           </w:p>
         </w:tc>
@@ -815,7 +815,7 @@
                 <w:i w:val="0"/>
                 <w:sz w:val="19"/>
               </w:rPr>
-              <w:t>【慧演】雙字/會演與慧眼雙諧音</w:t>
+              <w:t>3的原則消滅競品3大痛點</w:t>
             </w:r>
           </w:p>
         </w:tc>
@@ -842,7 +842,7 @@
                 <w:i w:val="0"/>
                 <w:sz w:val="19"/>
               </w:rPr>
-              <w:t>純規格名/無品牌情感連接</w:t>
+              <w:t>手持按鍵易分心緊張卡頓</w:t>
             </w:r>
           </w:p>
         </w:tc>
@@ -869,7 +869,7 @@
                 <w:i w:val="0"/>
                 <w:sz w:val="19"/>
               </w:rPr>
-              <w:t>功能描述名/毫無記憶點</w:t>
+              <w:t>限制講者走動缺乏互動</w:t>
             </w:r>
           </w:p>
         </w:tc>
@@ -896,7 +896,7 @@
                 <w:i w:val="0"/>
                 <w:sz w:val="19"/>
               </w:rPr>
-              <w:t>通用科技名/缺乏專注場景</w:t>
+              <w:t>需頻繁看螢幕中斷視線</w:t>
             </w:r>
           </w:p>
         </w:tc>
@@ -925,7 +925,7 @@
                 <w:i w:val="0"/>
                 <w:sz w:val="19"/>
               </w:rPr>
-              <w:t>HAMP 標語效益</w:t>
+              <w:t>峰終定律與驚喜（WHAT）</w:t>
             </w:r>
           </w:p>
         </w:tc>
@@ -952,7 +952,7 @@
                 <w:i w:val="0"/>
                 <w:sz w:val="19"/>
               </w:rPr>
-              <w:t>優雅手勢(H)+千萬訂單(M)</w:t>
+              <w:t>行雲流水高峰+專利申請驚喜</w:t>
             </w:r>
           </w:p>
         </w:tc>
@@ -979,7 +979,7 @@
                 <w:i w:val="0"/>
                 <w:sz w:val="19"/>
               </w:rPr>
-              <w:t>遙控投影片/無效益承諾</w:t>
+              <w:t>平淡結束無記憶高峰點</w:t>
             </w:r>
           </w:p>
         </w:tc>
@@ -1006,7 +1006,7 @@
                 <w:i w:val="0"/>
                 <w:sz w:val="19"/>
               </w:rPr>
-              <w:t>解放雙手/無形象金錢利益</w:t>
+              <w:t>操作笨拙缺乏舞台儀式感</w:t>
             </w:r>
           </w:p>
         </w:tc>
@@ -1033,7 +1033,7 @@
                 <w:i w:val="0"/>
                 <w:sz w:val="19"/>
               </w:rPr>
-              <w:t>隨心揮舞/易誤觸缺乏信任</w:t>
+              <w:t>誤觸率高且續航不足熄火</w:t>
             </w:r>
           </w:p>
         </w:tc>
@@ -1062,7 +1062,7 @@
                 <w:i w:val="0"/>
                 <w:sz w:val="19"/>
               </w:rPr>
-              <w:t>以終為始價值主張</w:t>
+              <w:t>結尾行動呼籲（CTA）</w:t>
             </w:r>
           </w:p>
         </w:tc>
@@ -1089,7 +1089,7 @@
                 <w:i w:val="0"/>
                 <w:sz w:val="19"/>
               </w:rPr>
-              <w:t>消滅卡頓緊張/拿下千萬訂單</w:t>
+              <w:t>讓評審無法拒絕的合作號召</w:t>
             </w:r>
           </w:p>
         </w:tc>
@@ -1116,7 +1116,7 @@
                 <w:i w:val="0"/>
                 <w:sz w:val="19"/>
               </w:rPr>
-              <w:t>需手持按鍵/易分心緊張</w:t>
+              <w:t>說「謝謝大家」等評審挑毛病</w:t>
             </w:r>
           </w:p>
         </w:tc>
@@ -1143,7 +1143,7 @@
                 <w:i w:val="0"/>
                 <w:sz w:val="19"/>
               </w:rPr>
-              <w:t>固定於講台地面/限制走動</w:t>
+              <w:t>毫無說服力的客套致謝</w:t>
             </w:r>
           </w:p>
         </w:tc>
@@ -1170,7 +1170,7 @@
                 <w:i w:val="0"/>
                 <w:sz w:val="19"/>
               </w:rPr>
-              <w:t>需盯手錶螢幕/打斷眼神接觸</w:t>
+              <w:t>倉促下台缺乏實質商業閉環</w:t>
             </w:r>
           </w:p>
         </w:tc>
@@ -1189,7 +1189,7 @@
           <w:i w:val="0"/>
           <w:sz w:val="24"/>
         </w:rPr>
-        <w:t>(一) 人機介面極限剪枝：微型柔性傳感消滅操作負擔</w:t>
+        <w:t>(一) 硬體展示風控鐵律：團隊現場操作杜絕失控</w:t>
       </w:r>
     </w:p>
     <w:p>
@@ -1205,7 +1205,7 @@
           <w:i w:val="0"/>
           <w:sz w:val="21"/>
         </w:rPr>
-        <w:t>課堂銘言「裝備不該成為人的阻礙」，成為硬體架構極限剪枝之最高綱領。我們徹底剃除實體開關，改採柔性導電纖維與微型 6 軸 IMU 晶片，整套硬體僅重 28 克。講者佩戴時輕若無物，完全感受不到電路負擔，終結了傳統簡報筆易卡鍵與滑落的工程缺陷，讓硬體技術在舞台背後徹底隱形，落實「讓工具去理解人」之人機工程真理。</w:t>
+        <w:t>硬體工程師在現場演示中常因渴望展示 Prototype 而陷入「讓評審試用」的致命誤區。課堂嚴正示警設備演示必須由講者親自操作，以徹底防範藍牙配對延遲或評審生疏操作造成的系統當機。團隊在台上佩戴 28 克超輕手套現場完美示範，將複雜電路徹底隱形化，以極致可靠度奠定首因效應。</w:t>
       </w:r>
     </w:p>
     <w:p>
@@ -1221,7 +1221,7 @@
           <w:i w:val="0"/>
           <w:sz w:val="24"/>
         </w:rPr>
-        <w:t>(二) 滿足部署權限（Deploy）之 2.4GHz 免驅動直連架構</w:t>
+        <w:t>(二) 「3 的原則」硬體規格閉合與雙倍勝率</w:t>
       </w:r>
     </w:p>
     <w:p>
@@ -1237,7 +1237,7 @@
           <w:i w:val="0"/>
           <w:sz w:val="21"/>
         </w:rPr>
-        <w:t>嚴格對標合格 TA 之「現場部署權力（Deploy）」，我們放棄需要複雜配對與權限設定的藍牙協議，改採專用 2.4GHz 免驅動微型 USB 接收器。插入公用演講電腦 0.5 秒即插即用，零驅動衝突、零網路依賴。即便面對大型展覽會場數千支手機 Wi-Fi 強力干擾，獨家跳頻演算法亦能確保通訊零延遲，為商務發表提供絕對可靠保障。</w:t>
+        <w:t>比對現存方案時恪守「3 的原則」：傳統簡報筆按鍵損壞、換頁踏板限制走動、智慧手錶續航不足。我們以微型 IMU 姿態解算與抗干擾無線射頻，100% 攻克 3 大硬體痛點。高閉合感證明了我方架構的技術成熟度與替換剛需，使評審對硬體落地的信心成倍增長，確立硬體技術護城河。</w:t>
       </w:r>
     </w:p>
     <w:p>
@@ -1253,7 +1253,7 @@
           <w:i w:val="0"/>
           <w:sz w:val="24"/>
         </w:rPr>
-        <w:t>(三) 「以終為始」工程驗證推進與千萬訂單里程碑</w:t>
+        <w:t>(三) 峰終定律與專利驚喜成果徹底消滅「謝謝大家」</w:t>
       </w:r>
     </w:p>
     <w:p>
@@ -1269,7 +1269,7 @@
           <w:i w:val="0"/>
           <w:sz w:val="21"/>
         </w:rPr>
-        <w:t>依循「以終為始」價值主張公式，我們將硬體研發目標直接錨定於講者拿下千萬訂單的最終成功。全組已排定在第 6 週前完成 30 場各類場地之信號抗干擾壓力測試，並於第 12 週前產出符合量產規範之硬體專利申請書與物料清單，以無懈可擊的工程穩定度為商業落地提供最堅實的底層硬實力支撐。</w:t>
+        <w:t>依據丹尼爾·卡尼曼峰終定律，系統終止狀態決定了評審的最終打分。我們拒絕以「謝謝大家」句點等待評審挑刺，而在控場波峰之際釋出「微型傳感架構已遞交發明專利」之意外驚喜；接著發出無法拒絕的工程合作 CTA，以絕對的技術自信與成熟度為硬體報告畫下完美句點。</w:t>
       </w:r>
     </w:p>
     <w:sectPr>
@@ -1299,7 +1299,7 @@
         <w:color w:val="64748B"/>
         <w:sz w:val="17"/>
       </w:rPr>
-      <w:t>課程名稱：創業0到2的思維與實作  筆記課程主題：12品牌原型、命名降噪與價值主張  授課老師：姚長安 老師</w:t>
+      <w:t>課程名稱：創業0到2的思維與實作  筆記課程主題：創業簡報與說服架構、峰終定律與閉合感  授課老師：姚長安 老師</w:t>
     </w:r>
   </w:p>
   <w:p>
